--- a/primer entregable/propuesta capstone desgn ajuste.docx
+++ b/primer entregable/propuesta capstone desgn ajuste.docx
@@ -4,7 +4,7 @@
   <w:body>
     <w:p>
       <w:pPr>
-        <w:ind w:left="1416" w:hanging="1416"/>
+        <w:ind w:left="2124" w:hanging="2124"/>
         <w:rPr>
           <w:rFonts w:ascii="Times New Roman" w:hAnsi="Times New Roman" w:cs="Times New Roman"/>
           <w:sz w:val="24"/>
